--- a/t29_s5.docx
+++ b/t29_s5.docx
@@ -3,2168 +3,998 @@
 <w:document xmlns:wpc="http://schemas.microsoft.com/office/word/2010/wordprocessingCanvas" xmlns:mo="http://schemas.microsoft.com/office/mac/office/2008/main" xmlns:mc="http://schemas.openxmlformats.org/markup-compatibility/2006" xmlns:mv="urn:schemas-microsoft-com:mac:vml" xmlns:o="urn:schemas-microsoft-com:office:office" xmlns:r="http://schemas.openxmlformats.org/officeDocument/2006/relationships" xmlns:m="http://schemas.openxmlformats.org/officeDocument/2006/math" xmlns:v="urn:schemas-microsoft-com:vml" xmlns:wp14="http://schemas.microsoft.com/office/word/2010/wordprocessingDrawing" xmlns:wp="http://schemas.openxmlformats.org/drawingml/2006/wordprocessingDrawing" xmlns:w10="urn:schemas-microsoft-com:office:word" xmlns:w="http://schemas.openxmlformats.org/wordprocessingml/2006/main" xmlns:w14="http://schemas.microsoft.com/office/word/2010/wordml" xmlns:wpg="http://schemas.microsoft.com/office/word/2010/wordprocessingGroup" xmlns:wpi="http://schemas.microsoft.com/office/word/2010/wordprocessingInk" xmlns:wne="http://schemas.microsoft.com/office/word/2006/wordml" xmlns:wps="http://schemas.microsoft.com/office/word/2010/wordprocessingShape" mc:Ignorable="w14 wp14">
   <w:body>
     <w:p>
-      <w:pPr>
-        <w:spacing w:after="20" w:before="120"/>
-      </w:pPr>
       <w:r>
-        <w:rPr>
-          <w:b/>
-          <w:sz w:val="22"/>
-        </w:rPr>
-        <w:t>Question: If 'TABLE' is written as 'ELBAT', how is 'CHAIR' written?</w:t>
+        <w:t xml:space="preserve">Question: Which vitamin deficiency causes scurvy?</w:t>
       </w:r>
     </w:p>
     <w:p>
-      <w:pPr>
-        <w:spacing w:after="0" w:before="0"/>
-      </w:pPr>
       <w:r>
-        <w:rPr>
-          <w:b w:val="0"/>
-          <w:sz w:val="22"/>
-        </w:rPr>
-        <w:t>(a) RIAHC</w:t>
+        <w:t xml:space="preserve">(a) Vitamin C</w:t>
       </w:r>
     </w:p>
     <w:p>
-      <w:pPr>
-        <w:spacing w:after="0" w:before="0"/>
-      </w:pPr>
       <w:r>
-        <w:rPr>
-          <w:b w:val="0"/>
-          <w:sz w:val="22"/>
-        </w:rPr>
-        <w:t>(b) RIACH</w:t>
+        <w:t xml:space="preserve">(b) Vitamin A</w:t>
       </w:r>
     </w:p>
     <w:p>
-      <w:pPr>
-        <w:spacing w:after="0" w:before="0"/>
-      </w:pPr>
       <w:r>
-        <w:rPr>
-          <w:b w:val="0"/>
-          <w:sz w:val="22"/>
-        </w:rPr>
-        <w:t>(c) RAIHC</w:t>
+        <w:t xml:space="preserve">(c) Vitamin B12</w:t>
       </w:r>
     </w:p>
     <w:p>
-      <w:pPr>
-        <w:spacing w:after="0" w:before="0"/>
-      </w:pPr>
       <w:r>
-        <w:rPr>
-          <w:b w:val="0"/>
-          <w:sz w:val="22"/>
-        </w:rPr>
-        <w:t>(d) RCAIH</w:t>
+        <w:t xml:space="preserve">(d) Vitamin D</w:t>
       </w:r>
     </w:p>
     <w:p>
-      <w:pPr>
-        <w:spacing w:after="0" w:before="40"/>
-      </w:pPr>
       <w:r>
-        <w:rPr>
-          <w:b/>
-          <w:sz w:val="22"/>
-        </w:rPr>
-        <w:t>Answer: a</w:t>
+        <w:t xml:space="preserve">Answer: a</w:t>
       </w:r>
     </w:p>
     <w:p>
-      <w:pPr>
-        <w:spacing w:after="0" w:before="0"/>
-      </w:pPr>
       <w:r>
-        <w:rPr>
-          <w:b w:val="0"/>
-          <w:sz w:val="21"/>
-        </w:rPr>
-        <w:t>Solution: The word is simply reversed: CHAIR → RIAHC.</w:t>
+        <w:t xml:space="preserve">Solution: Scurvy results from vitamin C deficiency, causing bleeding gums, poor wound healing, and weakness. Sailors historically developed it from a lack of fresh fruits and vegetables.</w:t>
       </w:r>
     </w:p>
     <w:p>
-      <w:pPr>
-        <w:spacing w:after="0" w:before="0"/>
-      </w:pPr>
       <w:r>
-        <w:rPr>
-          <w:b w:val="0"/>
-          <w:sz w:val="20"/>
-        </w:rPr>
-        <w:t>Positive Marks: 1</w:t>
+        <w:t xml:space="preserve">Positive Marks: 1</w:t>
       </w:r>
     </w:p>
     <w:p>
-      <w:pPr>
-        <w:spacing w:after="160" w:before="0"/>
-      </w:pPr>
       <w:r>
-        <w:rPr>
-          <w:b w:val="0"/>
-          <w:sz w:val="20"/>
-        </w:rPr>
-        <w:t>Negative Marks: 0.25</w:t>
+        <w:t xml:space="preserve">Negative Marks: 0.25</w:t>
       </w:r>
     </w:p>
     <w:p>
-      <w:pPr>
-        <w:spacing w:after="20" w:before="120"/>
-      </w:pPr>
       <w:r>
-        <w:rPr>
-          <w:b/>
-          <w:sz w:val="22"/>
-        </w:rPr>
-        <w:t>Question: Choose the synonym of 'BRIEF':</w:t>
+        <w:t xml:space="preserve"/>
       </w:r>
     </w:p>
     <w:p>
-      <w:pPr>
-        <w:spacing w:after="0" w:before="0"/>
-      </w:pPr>
       <w:r>
-        <w:rPr>
-          <w:b w:val="0"/>
-          <w:sz w:val="22"/>
-        </w:rPr>
-        <w:t>(a) Detailed</w:t>
+        <w:t xml:space="preserve">Question: The currency of Japan is:</w:t>
       </w:r>
     </w:p>
     <w:p>
-      <w:pPr>
-        <w:spacing w:after="0" w:before="0"/>
-      </w:pPr>
       <w:r>
-        <w:rPr>
-          <w:b w:val="0"/>
-          <w:sz w:val="22"/>
-        </w:rPr>
-        <w:t>(b) Short</w:t>
+        <w:t xml:space="preserve">(a) Yen</w:t>
       </w:r>
     </w:p>
     <w:p>
-      <w:pPr>
-        <w:spacing w:after="0" w:before="0"/>
-      </w:pPr>
       <w:r>
-        <w:rPr>
-          <w:b w:val="0"/>
-          <w:sz w:val="22"/>
-        </w:rPr>
-        <w:t>(c) Long</w:t>
+        <w:t xml:space="preserve">(b) Yuan</w:t>
       </w:r>
     </w:p>
     <w:p>
-      <w:pPr>
-        <w:spacing w:after="0" w:before="0"/>
-      </w:pPr>
       <w:r>
-        <w:rPr>
-          <w:b w:val="0"/>
-          <w:sz w:val="22"/>
-        </w:rPr>
-        <w:t>(d) Broad</w:t>
+        <w:t xml:space="preserve">(c) Won</w:t>
       </w:r>
     </w:p>
     <w:p>
-      <w:pPr>
-        <w:spacing w:after="0" w:before="40"/>
-      </w:pPr>
       <w:r>
-        <w:rPr>
-          <w:b/>
-          <w:sz w:val="22"/>
-        </w:rPr>
-        <w:t>Answer: b</w:t>
+        <w:t xml:space="preserve">(d) Ringgit</w:t>
       </w:r>
     </w:p>
     <w:p>
-      <w:pPr>
-        <w:spacing w:after="0" w:before="0"/>
-      </w:pPr>
       <w:r>
-        <w:rPr>
-          <w:b w:val="0"/>
-          <w:sz w:val="21"/>
-        </w:rPr>
-        <w:t>Solution: Brief means short or concise in duration or expression.</w:t>
+        <w:t xml:space="preserve">Answer: a</w:t>
       </w:r>
     </w:p>
     <w:p>
-      <w:pPr>
-        <w:spacing w:after="0" w:before="0"/>
-      </w:pPr>
       <w:r>
-        <w:rPr>
-          <w:b w:val="0"/>
-          <w:sz w:val="20"/>
-        </w:rPr>
-        <w:t>Positive Marks: 1</w:t>
+        <w:t xml:space="preserve">Solution: The Japanese yen is the currency of Japan. The yuan is Chinese, the won is Korean, and the ringgit is Malaysian.</w:t>
       </w:r>
     </w:p>
     <w:p>
-      <w:pPr>
-        <w:spacing w:after="160" w:before="0"/>
-      </w:pPr>
       <w:r>
-        <w:rPr>
-          <w:b w:val="0"/>
-          <w:sz w:val="20"/>
-        </w:rPr>
-        <w:t>Negative Marks: 0.25</w:t>
+        <w:t xml:space="preserve">Positive Marks: 1</w:t>
       </w:r>
     </w:p>
     <w:p>
-      <w:pPr>
-        <w:spacing w:after="20" w:before="120"/>
-      </w:pPr>
       <w:r>
-        <w:rPr>
-          <w:b/>
-          <w:sz w:val="22"/>
-        </w:rPr>
-        <w:t>Question: India's first manned space mission 'Gaganyaan' is scheduled using which launch vehicle?</w:t>
+        <w:t xml:space="preserve">Negative Marks: 0.25</w:t>
       </w:r>
     </w:p>
     <w:p>
-      <w:pPr>
-        <w:spacing w:after="0" w:before="0"/>
-      </w:pPr>
       <w:r>
-        <w:rPr>
-          <w:b w:val="0"/>
-          <w:sz w:val="22"/>
-        </w:rPr>
-        <w:t>(a) ASLV</w:t>
+        <w:t xml:space="preserve"/>
       </w:r>
     </w:p>
     <w:p>
-      <w:pPr>
-        <w:spacing w:after="0" w:before="0"/>
-      </w:pPr>
       <w:r>
-        <w:rPr>
-          <w:b w:val="0"/>
-          <w:sz w:val="22"/>
-        </w:rPr>
-        <w:t>(b) GSLV Mk III (LVM3)</w:t>
+        <w:t xml:space="preserve">Question: What is the binary representation of the decimal number 13?</w:t>
       </w:r>
     </w:p>
     <w:p>
-      <w:pPr>
-        <w:spacing w:after="0" w:before="0"/>
-      </w:pPr>
       <w:r>
-        <w:rPr>
-          <w:b w:val="0"/>
-          <w:sz w:val="22"/>
-        </w:rPr>
-        <w:t>(c) SSLV</w:t>
+        <w:t xml:space="preserve">(a) 1101</w:t>
       </w:r>
     </w:p>
     <w:p>
-      <w:pPr>
-        <w:spacing w:after="0" w:before="0"/>
-      </w:pPr>
       <w:r>
-        <w:rPr>
-          <w:b w:val="0"/>
-          <w:sz w:val="22"/>
-        </w:rPr>
-        <w:t>(d) PSLV</w:t>
+        <w:t xml:space="preserve">(b) 1011</w:t>
       </w:r>
     </w:p>
     <w:p>
-      <w:pPr>
-        <w:spacing w:after="0" w:before="40"/>
-      </w:pPr>
       <w:r>
-        <w:rPr>
-          <w:b/>
-          <w:sz w:val="22"/>
-        </w:rPr>
-        <w:t>Answer: b</w:t>
+        <w:t xml:space="preserve">(c) 1110</w:t>
       </w:r>
     </w:p>
     <w:p>
-      <w:pPr>
-        <w:spacing w:after="0" w:before="0"/>
-      </w:pPr>
       <w:r>
-        <w:rPr>
-          <w:b w:val="0"/>
-          <w:sz w:val="21"/>
-        </w:rPr>
-        <w:t>Solution: Gaganyaan, India's human spaceflight programme, will use the LVM3 (GSLV Mk III) launch vehicle.</w:t>
+        <w:t xml:space="preserve">(d) 1001</w:t>
       </w:r>
     </w:p>
     <w:p>
-      <w:pPr>
-        <w:spacing w:after="0" w:before="0"/>
-      </w:pPr>
       <w:r>
-        <w:rPr>
-          <w:b w:val="0"/>
-          <w:sz w:val="20"/>
-        </w:rPr>
-        <w:t>Positive Marks: 1</w:t>
+        <w:t xml:space="preserve">Answer: a</w:t>
       </w:r>
     </w:p>
     <w:p>
-      <w:pPr>
-        <w:spacing w:after="160" w:before="0"/>
-      </w:pPr>
       <w:r>
-        <w:rPr>
-          <w:b w:val="0"/>
-          <w:sz w:val="20"/>
-        </w:rPr>
-        <w:t>Negative Marks: 0.25</w:t>
+        <w:t xml:space="preserve">Solution: 13 = 8 + 4 + 1 = 1101₂ (1×8 + 1×4 + 0×2 + 1×1).</w:t>
       </w:r>
     </w:p>
     <w:p>
-      <w:pPr>
-        <w:spacing w:after="20" w:before="120"/>
-      </w:pPr>
       <w:r>
-        <w:rPr>
-          <w:b/>
-          <w:sz w:val="22"/>
-        </w:rPr>
-        <w:t>Question: The 'Khel Ratna' award (now Major Dhyan Chand Khel Ratna) is given for:</w:t>
+        <w:t xml:space="preserve">Positive Marks: 1</w:t>
       </w:r>
     </w:p>
     <w:p>
-      <w:pPr>
-        <w:spacing w:after="0" w:before="0"/>
-      </w:pPr>
       <w:r>
-        <w:rPr>
-          <w:b w:val="0"/>
-          <w:sz w:val="22"/>
-        </w:rPr>
-        <w:t>(a) Coaching excellence</w:t>
+        <w:t xml:space="preserve">Negative Marks: 0.25</w:t>
       </w:r>
     </w:p>
     <w:p>
-      <w:pPr>
-        <w:spacing w:after="0" w:before="0"/>
-      </w:pPr>
       <w:r>
-        <w:rPr>
-          <w:b w:val="0"/>
-          <w:sz w:val="22"/>
-        </w:rPr>
-        <w:t>(b) Lifetime achievement in sports</w:t>
+        <w:t xml:space="preserve"/>
       </w:r>
     </w:p>
     <w:p>
-      <w:pPr>
-        <w:spacing w:after="0" w:before="0"/>
-      </w:pPr>
       <w:r>
-        <w:rPr>
-          <w:b w:val="0"/>
-          <w:sz w:val="22"/>
-        </w:rPr>
-        <w:t>(c) Best performance in a single year</w:t>
+        <w:t xml:space="preserve">Question: The longest river in the world is:</w:t>
       </w:r>
     </w:p>
     <w:p>
-      <w:pPr>
-        <w:spacing w:after="0" w:before="0"/>
-      </w:pPr>
       <w:r>
-        <w:rPr>
-          <w:b w:val="0"/>
-          <w:sz w:val="22"/>
-        </w:rPr>
-        <w:t>(d) Sports journalism</w:t>
+        <w:t xml:space="preserve">(a) Nile</w:t>
       </w:r>
     </w:p>
     <w:p>
-      <w:pPr>
-        <w:spacing w:after="0" w:before="40"/>
-      </w:pPr>
       <w:r>
-        <w:rPr>
-          <w:b/>
-          <w:sz w:val="22"/>
-        </w:rPr>
-        <w:t>Answer: c</w:t>
+        <w:t xml:space="preserve">(b) Amazon</w:t>
       </w:r>
     </w:p>
     <w:p>
-      <w:pPr>
-        <w:spacing w:after="0" w:before="0"/>
-      </w:pPr>
       <w:r>
-        <w:rPr>
-          <w:b w:val="0"/>
-          <w:sz w:val="21"/>
-        </w:rPr>
-        <w:t>Solution: The Khel Ratna is India's highest sporting honour, given for outstanding performance in a single year.</w:t>
+        <w:t xml:space="preserve">(c) Ganga</w:t>
       </w:r>
     </w:p>
     <w:p>
-      <w:pPr>
-        <w:spacing w:after="0" w:before="0"/>
-      </w:pPr>
       <w:r>
-        <w:rPr>
-          <w:b w:val="0"/>
-          <w:sz w:val="20"/>
-        </w:rPr>
-        <w:t>Positive Marks: 1</w:t>
+        <w:t xml:space="preserve">(d) Mississippi</w:t>
       </w:r>
     </w:p>
     <w:p>
-      <w:pPr>
-        <w:spacing w:after="160" w:before="0"/>
-      </w:pPr>
       <w:r>
-        <w:rPr>
-          <w:b w:val="0"/>
-          <w:sz w:val="20"/>
-        </w:rPr>
-        <w:t>Negative Marks: 0.25</w:t>
+        <w:t xml:space="preserve">Answer: a</w:t>
       </w:r>
     </w:p>
     <w:p>
-      <w:pPr>
-        <w:spacing w:after="20" w:before="120"/>
-      </w:pPr>
       <w:r>
-        <w:rPr>
-          <w:b/>
-          <w:sz w:val="22"/>
-        </w:rPr>
-        <w:t>Question: Find the next number: 2, 6, 12, 20, 30, ?</w:t>
+        <w:t xml:space="preserve">Solution: The Nile (about 6,650 km) is traditionally considered the longest river, with the Amazon as a close contender.</w:t>
       </w:r>
     </w:p>
     <w:p>
-      <w:pPr>
-        <w:spacing w:after="0" w:before="0"/>
-      </w:pPr>
       <w:r>
-        <w:rPr>
-          <w:b w:val="0"/>
-          <w:sz w:val="22"/>
-        </w:rPr>
-        <w:t>(a) 44</w:t>
+        <w:t xml:space="preserve">Positive Marks: 1</w:t>
       </w:r>
     </w:p>
     <w:p>
-      <w:pPr>
-        <w:spacing w:after="0" w:before="0"/>
-      </w:pPr>
       <w:r>
-        <w:rPr>
-          <w:b w:val="0"/>
-          <w:sz w:val="22"/>
-        </w:rPr>
-        <w:t>(b) 42</w:t>
+        <w:t xml:space="preserve">Negative Marks: 0.25</w:t>
       </w:r>
     </w:p>
     <w:p>
-      <w:pPr>
-        <w:spacing w:after="0" w:before="0"/>
-      </w:pPr>
       <w:r>
-        <w:rPr>
-          <w:b w:val="0"/>
-          <w:sz w:val="22"/>
-        </w:rPr>
-        <w:t>(c) 36</w:t>
+        <w:t xml:space="preserve"/>
       </w:r>
     </w:p>
     <w:p>
-      <w:pPr>
-        <w:spacing w:after="0" w:before="0"/>
-      </w:pPr>
       <w:r>
-        <w:rPr>
-          <w:b w:val="0"/>
-          <w:sz w:val="22"/>
-        </w:rPr>
-        <w:t>(d) 40</w:t>
+        <w:t xml:space="preserve">Question: If 3 books cost ₹450, what is the cost of 7 books?</w:t>
       </w:r>
     </w:p>
     <w:p>
-      <w:pPr>
-        <w:spacing w:after="0" w:before="40"/>
-      </w:pPr>
       <w:r>
-        <w:rPr>
-          <w:b/>
-          <w:sz w:val="22"/>
-        </w:rPr>
-        <w:t>Answer: b</w:t>
+        <w:t xml:space="preserve">(a) ₹1050</w:t>
       </w:r>
     </w:p>
     <w:p>
-      <w:pPr>
-        <w:spacing w:after="0" w:before="0"/>
-      </w:pPr>
       <w:r>
-        <w:rPr>
-          <w:b w:val="0"/>
-          <w:sz w:val="21"/>
-        </w:rPr>
-        <w:t>Solution: Pattern: n×(n+1) → 1×2=2, 2×3=6, 3×4=12, 4×5=20, 5×6=30, 6×7=42.</w:t>
+        <w:t xml:space="preserve">(b) ₹950</w:t>
       </w:r>
     </w:p>
     <w:p>
-      <w:pPr>
-        <w:spacing w:after="0" w:before="0"/>
-      </w:pPr>
       <w:r>
-        <w:rPr>
-          <w:b w:val="0"/>
-          <w:sz w:val="20"/>
-        </w:rPr>
-        <w:t>Positive Marks: 1</w:t>
+        <w:t xml:space="preserve">(c) ₹1150</w:t>
       </w:r>
     </w:p>
     <w:p>
-      <w:pPr>
-        <w:spacing w:after="160" w:before="0"/>
-      </w:pPr>
       <w:r>
-        <w:rPr>
-          <w:b w:val="0"/>
-          <w:sz w:val="20"/>
-        </w:rPr>
-        <w:t>Negative Marks: 0.25</w:t>
+        <w:t xml:space="preserve">(d) ₹1000</w:t>
       </w:r>
     </w:p>
     <w:p>
-      <w:pPr>
-        <w:spacing w:after="20" w:before="120"/>
-      </w:pPr>
       <w:r>
-        <w:rPr>
-          <w:b/>
-          <w:sz w:val="22"/>
-        </w:rPr>
-        <w:t>Question: The Sundarbans delta is formed by which rivers?</w:t>
+        <w:t xml:space="preserve">Answer: a</w:t>
       </w:r>
     </w:p>
     <w:p>
-      <w:pPr>
-        <w:spacing w:after="0" w:before="0"/>
-      </w:pPr>
       <w:r>
-        <w:rPr>
-          <w:b w:val="0"/>
-          <w:sz w:val="22"/>
-        </w:rPr>
-        <w:t>(a) Godavari and Krishna</w:t>
+        <w:t xml:space="preserve">Solution: One book costs 450 ÷ 3 = ₹150. Seven books cost 150 × 7 = ₹1050.</w:t>
       </w:r>
     </w:p>
     <w:p>
-      <w:pPr>
-        <w:spacing w:after="0" w:before="0"/>
-      </w:pPr>
       <w:r>
-        <w:rPr>
-          <w:b w:val="0"/>
-          <w:sz w:val="22"/>
-        </w:rPr>
-        <w:t>(b) Ganga and Brahmaputra</w:t>
+        <w:t xml:space="preserve">Positive Marks: 1</w:t>
       </w:r>
     </w:p>
     <w:p>
-      <w:pPr>
-        <w:spacing w:after="0" w:before="0"/>
-      </w:pPr>
       <w:r>
-        <w:rPr>
-          <w:b w:val="0"/>
-          <w:sz w:val="22"/>
-        </w:rPr>
-        <w:t>(c) Indus and Jhelum</w:t>
+        <w:t xml:space="preserve">Negative Marks: 0.25</w:t>
       </w:r>
     </w:p>
     <w:p>
-      <w:pPr>
-        <w:spacing w:after="0" w:before="0"/>
-      </w:pPr>
       <w:r>
-        <w:rPr>
-          <w:b w:val="0"/>
-          <w:sz w:val="22"/>
-        </w:rPr>
-        <w:t>(d) Narmada and Tapti</w:t>
+        <w:t xml:space="preserve"/>
       </w:r>
     </w:p>
     <w:p>
-      <w:pPr>
-        <w:spacing w:after="0" w:before="40"/>
-      </w:pPr>
       <w:r>
-        <w:rPr>
-          <w:b/>
-          <w:sz w:val="22"/>
-        </w:rPr>
-        <w:t>Answer: b</w:t>
+        <w:t xml:space="preserve">Question: Which of the following is the smallest prime number?</w:t>
       </w:r>
     </w:p>
     <w:p>
-      <w:pPr>
-        <w:spacing w:after="0" w:before="0"/>
-      </w:pPr>
       <w:r>
-        <w:rPr>
-          <w:b w:val="0"/>
-          <w:sz w:val="21"/>
-        </w:rPr>
-        <w:t>Solution: The Sundarbans, the largest delta in the world, is formed by the Ganga and Brahmaputra rivers in West Bengal and Bangladesh.</w:t>
+        <w:t xml:space="preserve">(a) 1</w:t>
       </w:r>
     </w:p>
     <w:p>
-      <w:pPr>
-        <w:spacing w:after="0" w:before="0"/>
-      </w:pPr>
       <w:r>
-        <w:rPr>
-          <w:b w:val="0"/>
-          <w:sz w:val="20"/>
-        </w:rPr>
-        <w:t>Positive Marks: 1</w:t>
+        <w:t xml:space="preserve">(b) 2</w:t>
       </w:r>
     </w:p>
     <w:p>
-      <w:pPr>
-        <w:spacing w:after="160" w:before="0"/>
-      </w:pPr>
       <w:r>
-        <w:rPr>
-          <w:b w:val="0"/>
-          <w:sz w:val="20"/>
-        </w:rPr>
-        <w:t>Negative Marks: 0.25</w:t>
+        <w:t xml:space="preserve">(c) 3</w:t>
       </w:r>
     </w:p>
     <w:p>
-      <w:pPr>
-        <w:spacing w:after="20" w:before="120"/>
-      </w:pPr>
       <w:r>
-        <w:rPr>
-          <w:b/>
-          <w:sz w:val="22"/>
-        </w:rPr>
-        <w:t>Question: Mawsynram, the wettest place on Earth, is located in which Indian state?</w:t>
+        <w:t xml:space="preserve">(d) 0</w:t>
       </w:r>
     </w:p>
     <w:p>
-      <w:pPr>
-        <w:spacing w:after="0" w:before="0"/>
-      </w:pPr>
       <w:r>
-        <w:rPr>
-          <w:b w:val="0"/>
-          <w:sz w:val="22"/>
-        </w:rPr>
-        <w:t>(a) Assam</w:t>
+        <w:t xml:space="preserve">Answer: b</w:t>
       </w:r>
     </w:p>
     <w:p>
-      <w:pPr>
-        <w:spacing w:after="0" w:before="0"/>
-      </w:pPr>
       <w:r>
-        <w:rPr>
-          <w:b w:val="0"/>
-          <w:sz w:val="22"/>
-        </w:rPr>
-        <w:t>(b) Meghalaya</w:t>
+        <w:t xml:space="preserve">Solution: 2 is the smallest prime number — a number greater than 1 with exactly two factors (1 and itself). 1 is not prime by definition.</w:t>
       </w:r>
     </w:p>
     <w:p>
-      <w:pPr>
-        <w:spacing w:after="0" w:before="0"/>
-      </w:pPr>
       <w:r>
-        <w:rPr>
-          <w:b w:val="0"/>
-          <w:sz w:val="22"/>
-        </w:rPr>
-        <w:t>(c) Tripura</w:t>
+        <w:t xml:space="preserve">Positive Marks: 1</w:t>
       </w:r>
     </w:p>
     <w:p>
-      <w:pPr>
-        <w:spacing w:after="0" w:before="0"/>
-      </w:pPr>
       <w:r>
-        <w:rPr>
-          <w:b w:val="0"/>
-          <w:sz w:val="22"/>
-        </w:rPr>
-        <w:t>(d) Nagaland</w:t>
+        <w:t xml:space="preserve">Negative Marks: 0.25</w:t>
       </w:r>
     </w:p>
     <w:p>
-      <w:pPr>
-        <w:spacing w:after="0" w:before="40"/>
-      </w:pPr>
       <w:r>
-        <w:rPr>
-          <w:b/>
-          <w:sz w:val="22"/>
-        </w:rPr>
-        <w:t>Answer: b</w:t>
+        <w:t xml:space="preserve"/>
       </w:r>
     </w:p>
     <w:p>
-      <w:pPr>
-        <w:spacing w:after="0" w:before="0"/>
-      </w:pPr>
       <w:r>
-        <w:rPr>
-          <w:b w:val="0"/>
-          <w:sz w:val="21"/>
-        </w:rPr>
-        <w:t>Solution: Mawsynram, in the East Khasi Hills of Meghalaya, receives the highest annual rainfall in the world.</w:t>
+        <w:t xml:space="preserve">Question: The Indian Space Research Organisation (ISRO) was established in which year?</w:t>
       </w:r>
     </w:p>
     <w:p>
-      <w:pPr>
-        <w:spacing w:after="0" w:before="0"/>
-      </w:pPr>
       <w:r>
-        <w:rPr>
-          <w:b w:val="0"/>
-          <w:sz w:val="20"/>
-        </w:rPr>
-        <w:t>Positive Marks: 1</w:t>
+        <w:t xml:space="preserve">(a) 1969</w:t>
       </w:r>
     </w:p>
     <w:p>
-      <w:pPr>
-        <w:spacing w:after="160" w:before="0"/>
-      </w:pPr>
       <w:r>
-        <w:rPr>
-          <w:b w:val="0"/>
-          <w:sz w:val="20"/>
-        </w:rPr>
-        <w:t>Negative Marks: 0.25</w:t>
+        <w:t xml:space="preserve">(b) 1947</w:t>
       </w:r>
     </w:p>
     <w:p>
-      <w:pPr>
-        <w:spacing w:after="20" w:before="120"/>
-      </w:pPr>
       <w:r>
-        <w:rPr>
-          <w:b/>
-          <w:sz w:val="22"/>
-        </w:rPr>
-        <w:t>Question: The International Day of Yoga is celebrated on:</w:t>
+        <w:t xml:space="preserve">(c) 1980</w:t>
       </w:r>
     </w:p>
     <w:p>
-      <w:pPr>
-        <w:spacing w:after="0" w:before="0"/>
-      </w:pPr>
       <w:r>
-        <w:rPr>
-          <w:b w:val="0"/>
-          <w:sz w:val="22"/>
-        </w:rPr>
-        <w:t>(a) 15 August</w:t>
+        <w:t xml:space="preserve">(d) 1955</w:t>
       </w:r>
     </w:p>
     <w:p>
-      <w:pPr>
-        <w:spacing w:after="0" w:before="0"/>
-      </w:pPr>
       <w:r>
-        <w:rPr>
-          <w:b w:val="0"/>
-          <w:sz w:val="22"/>
-        </w:rPr>
-        <w:t>(b) 5 June</w:t>
+        <w:t xml:space="preserve">Answer: a</w:t>
       </w:r>
     </w:p>
     <w:p>
-      <w:pPr>
-        <w:spacing w:after="0" w:before="0"/>
-      </w:pPr>
       <w:r>
-        <w:rPr>
-          <w:b w:val="0"/>
-          <w:sz w:val="22"/>
-        </w:rPr>
-        <w:t>(c) 21 May</w:t>
+        <w:t xml:space="preserve">Solution: ISRO was established in 1969, with its headquarters in Bengaluru, to develop space technology for national development.</w:t>
       </w:r>
     </w:p>
     <w:p>
-      <w:pPr>
-        <w:spacing w:after="0" w:before="0"/>
-      </w:pPr>
       <w:r>
-        <w:rPr>
-          <w:b w:val="0"/>
-          <w:sz w:val="22"/>
-        </w:rPr>
-        <w:t>(d) 21 June</w:t>
+        <w:t xml:space="preserve">Positive Marks: 1</w:t>
       </w:r>
     </w:p>
     <w:p>
-      <w:pPr>
-        <w:spacing w:after="0" w:before="40"/>
-      </w:pPr>
       <w:r>
-        <w:rPr>
-          <w:b/>
-          <w:sz w:val="22"/>
-        </w:rPr>
-        <w:t>Answer: d</w:t>
+        <w:t xml:space="preserve">Negative Marks: 0.25</w:t>
       </w:r>
     </w:p>
     <w:p>
-      <w:pPr>
-        <w:spacing w:after="0" w:before="0"/>
-      </w:pPr>
       <w:r>
-        <w:rPr>
-          <w:b w:val="0"/>
-          <w:sz w:val="21"/>
-        </w:rPr>
-        <w:t>Solution: The International Day of Yoga is celebrated on 21 June, as proposed by India and adopted by the UN in 2014.</w:t>
+        <w:t xml:space="preserve"/>
       </w:r>
     </w:p>
     <w:p>
-      <w:pPr>
-        <w:spacing w:after="0" w:before="0"/>
-      </w:pPr>
       <w:r>
-        <w:rPr>
-          <w:b w:val="0"/>
-          <w:sz w:val="20"/>
-        </w:rPr>
-        <w:t>Positive Marks: 1</w:t>
+        <w:t xml:space="preserve">Question: Which of the following is an output device?</w:t>
       </w:r>
     </w:p>
     <w:p>
-      <w:pPr>
-        <w:spacing w:after="160" w:before="0"/>
-      </w:pPr>
       <w:r>
-        <w:rPr>
-          <w:b w:val="0"/>
-          <w:sz w:val="20"/>
-        </w:rPr>
-        <w:t>Negative Marks: 0.25</w:t>
+        <w:t xml:space="preserve">(a) Printer</w:t>
       </w:r>
     </w:p>
     <w:p>
-      <w:pPr>
-        <w:spacing w:after="20" w:before="120"/>
-      </w:pPr>
       <w:r>
-        <w:rPr>
-          <w:b/>
-          <w:sz w:val="22"/>
-        </w:rPr>
-        <w:t>Question: Find the next number in the series: 1, 4, 9, 16, 25, ?</w:t>
+        <w:t xml:space="preserve">(b) Keyboard</w:t>
       </w:r>
     </w:p>
     <w:p>
-      <w:pPr>
-        <w:spacing w:after="0" w:before="0"/>
-      </w:pPr>
       <w:r>
-        <w:rPr>
-          <w:b w:val="0"/>
-          <w:sz w:val="22"/>
-        </w:rPr>
-        <w:t>(a) 49</w:t>
+        <w:t xml:space="preserve">(c) Mouse</w:t>
       </w:r>
     </w:p>
     <w:p>
-      <w:pPr>
-        <w:spacing w:after="0" w:before="0"/>
-      </w:pPr>
       <w:r>
-        <w:rPr>
-          <w:b w:val="0"/>
-          <w:sz w:val="22"/>
-        </w:rPr>
-        <w:t>(b) 30</w:t>
+        <w:t xml:space="preserve">(d) Scanner</w:t>
       </w:r>
     </w:p>
     <w:p>
-      <w:pPr>
-        <w:spacing w:after="0" w:before="0"/>
-      </w:pPr>
       <w:r>
-        <w:rPr>
-          <w:b w:val="0"/>
-          <w:sz w:val="22"/>
-        </w:rPr>
-        <w:t>(c) 35</w:t>
+        <w:t xml:space="preserve">Answer: a</w:t>
       </w:r>
     </w:p>
     <w:p>
-      <w:pPr>
-        <w:spacing w:after="0" w:before="0"/>
-      </w:pPr>
       <w:r>
-        <w:rPr>
-          <w:b w:val="0"/>
-          <w:sz w:val="22"/>
-        </w:rPr>
-        <w:t>(d) 36</w:t>
+        <w:t xml:space="preserve">Solution: A printer produces output on paper. Keyboards, mice, and scanners are input devices.</w:t>
       </w:r>
     </w:p>
     <w:p>
-      <w:pPr>
-        <w:spacing w:after="0" w:before="40"/>
-      </w:pPr>
       <w:r>
-        <w:rPr>
-          <w:b/>
-          <w:sz w:val="22"/>
-        </w:rPr>
-        <w:t>Answer: d</w:t>
+        <w:t xml:space="preserve">Positive Marks: 1</w:t>
       </w:r>
     </w:p>
     <w:p>
-      <w:pPr>
-        <w:spacing w:after="0" w:before="0"/>
-      </w:pPr>
       <w:r>
-        <w:rPr>
-          <w:b w:val="0"/>
-          <w:sz w:val="21"/>
-        </w:rPr>
-        <w:t>Solution: These are squares: 1², 2², 3², 4², 5², so the next is 6² = 36.</w:t>
+        <w:t xml:space="preserve">Negative Marks: 0.25</w:t>
       </w:r>
     </w:p>
     <w:p>
-      <w:pPr>
-        <w:spacing w:after="0" w:before="0"/>
-      </w:pPr>
       <w:r>
-        <w:rPr>
-          <w:b w:val="0"/>
-          <w:sz w:val="20"/>
-        </w:rPr>
-        <w:t>Positive Marks: 1</w:t>
+        <w:t xml:space="preserve"/>
       </w:r>
     </w:p>
     <w:p>
-      <w:pPr>
-        <w:spacing w:after="160" w:before="0"/>
-      </w:pPr>
       <w:r>
-        <w:rPr>
-          <w:b w:val="0"/>
-          <w:sz w:val="20"/>
-        </w:rPr>
-        <w:t>Negative Marks: 0.25</w:t>
+        <w:t xml:space="preserve">Question: The Fundamental Rights of the Indian Constitution are borrowed from the Constitution of which country?</w:t>
       </w:r>
     </w:p>
     <w:p>
-      <w:pPr>
-        <w:spacing w:after="20" w:before="120"/>
-      </w:pPr>
       <w:r>
-        <w:rPr>
-          <w:b/>
-          <w:sz w:val="22"/>
-        </w:rPr>
-        <w:t>Question: The first woman Prime Minister of India was:</w:t>
+        <w:t xml:space="preserve">(a) United States of America</w:t>
       </w:r>
     </w:p>
     <w:p>
-      <w:pPr>
-        <w:spacing w:after="0" w:before="0"/>
-      </w:pPr>
       <w:r>
-        <w:rPr>
-          <w:b w:val="0"/>
-          <w:sz w:val="22"/>
-        </w:rPr>
-        <w:t>(a) Sarojini Naidu</w:t>
+        <w:t xml:space="preserve">(b) United Kingdom</w:t>
       </w:r>
     </w:p>
     <w:p>
-      <w:pPr>
-        <w:spacing w:after="0" w:before="0"/>
-      </w:pPr>
       <w:r>
-        <w:rPr>
-          <w:b w:val="0"/>
-          <w:sz w:val="22"/>
-        </w:rPr>
-        <w:t>(b) Pratibha Patil</w:t>
+        <w:t xml:space="preserve">(c) Ireland</w:t>
       </w:r>
     </w:p>
     <w:p>
-      <w:pPr>
-        <w:spacing w:after="0" w:before="0"/>
-      </w:pPr>
       <w:r>
-        <w:rPr>
-          <w:b w:val="0"/>
-          <w:sz w:val="22"/>
-        </w:rPr>
-        <w:t>(c) Sushma Swaraj</w:t>
+        <w:t xml:space="preserve">(d) Canada</w:t>
       </w:r>
     </w:p>
     <w:p>
-      <w:pPr>
-        <w:spacing w:after="0" w:before="0"/>
-      </w:pPr>
       <w:r>
-        <w:rPr>
-          <w:b w:val="0"/>
-          <w:sz w:val="22"/>
-        </w:rPr>
-        <w:t>(d) Indira Gandhi</w:t>
+        <w:t xml:space="preserve">Answer: a</w:t>
       </w:r>
     </w:p>
     <w:p>
-      <w:pPr>
-        <w:spacing w:after="0" w:before="40"/>
-      </w:pPr>
       <w:r>
-        <w:rPr>
-          <w:b/>
-          <w:sz w:val="22"/>
-        </w:rPr>
-        <w:t>Answer: d</w:t>
+        <w:t xml:space="preserve">Solution: Fundamental Rights in the Indian Constitution were inspired by the US Constitution's Bill of Rights. The UK influenced parliamentary government, and Ireland inspired the Directive Principles.</w:t>
       </w:r>
     </w:p>
     <w:p>
-      <w:pPr>
-        <w:spacing w:after="0" w:before="0"/>
-      </w:pPr>
       <w:r>
-        <w:rPr>
-          <w:b w:val="0"/>
-          <w:sz w:val="21"/>
-        </w:rPr>
-        <w:t>Solution: Indira Gandhi served as Prime Minister from 1966 to 1977 and again from 1980 to 1984.</w:t>
+        <w:t xml:space="preserve">Positive Marks: 1</w:t>
       </w:r>
     </w:p>
     <w:p>
-      <w:pPr>
-        <w:spacing w:after="0" w:before="0"/>
-      </w:pPr>
       <w:r>
-        <w:rPr>
-          <w:b w:val="0"/>
-          <w:sz w:val="20"/>
-        </w:rPr>
-        <w:t>Positive Marks: 1</w:t>
+        <w:t xml:space="preserve">Negative Marks: 0.25</w:t>
       </w:r>
     </w:p>
     <w:p>
-      <w:pPr>
-        <w:spacing w:after="160" w:before="0"/>
-      </w:pPr>
       <w:r>
-        <w:rPr>
-          <w:b w:val="0"/>
-          <w:sz w:val="20"/>
-        </w:rPr>
-        <w:t>Negative Marks: 0.25</w:t>
+        <w:t xml:space="preserve"/>
       </w:r>
     </w:p>
     <w:p>
-      <w:pPr>
-        <w:spacing w:after="20" w:before="120"/>
-      </w:pPr>
       <w:r>
-        <w:rPr>
-          <w:b/>
-          <w:sz w:val="22"/>
-        </w:rPr>
-        <w:t>Question: A is the father of B. B is the sister of C. C is the son of D. How is D related to A?</w:t>
+        <w:t xml:space="preserve">Question: A clock shows 3:15. What is the angle between the hour and minute hands?</w:t>
       </w:r>
     </w:p>
     <w:p>
-      <w:pPr>
-        <w:spacing w:after="0" w:before="0"/>
-      </w:pPr>
       <w:r>
-        <w:rPr>
-          <w:b w:val="0"/>
-          <w:sz w:val="22"/>
-        </w:rPr>
-        <w:t>(a) Wife</w:t>
+        <w:t xml:space="preserve">(a) 7.5 degrees</w:t>
       </w:r>
     </w:p>
     <w:p>
-      <w:pPr>
-        <w:spacing w:after="0" w:before="0"/>
-      </w:pPr>
       <w:r>
-        <w:rPr>
-          <w:b w:val="0"/>
-          <w:sz w:val="22"/>
-        </w:rPr>
-        <w:t>(b) Daughter</w:t>
+        <w:t xml:space="preserve">(b) 15 degrees</w:t>
       </w:r>
     </w:p>
     <w:p>
-      <w:pPr>
-        <w:spacing w:after="0" w:before="0"/>
-      </w:pPr>
       <w:r>
-        <w:rPr>
-          <w:b w:val="0"/>
-          <w:sz w:val="22"/>
-        </w:rPr>
-        <w:t>(c) Mother</w:t>
+        <w:t xml:space="preserve">(c) 30 degrees</w:t>
       </w:r>
     </w:p>
     <w:p>
-      <w:pPr>
-        <w:spacing w:after="0" w:before="0"/>
-      </w:pPr>
       <w:r>
-        <w:rPr>
-          <w:b w:val="0"/>
-          <w:sz w:val="22"/>
-        </w:rPr>
-        <w:t>(d) Sister</w:t>
+        <w:t xml:space="preserve">(d) 0 degrees</w:t>
       </w:r>
     </w:p>
     <w:p>
-      <w:pPr>
-        <w:spacing w:after="0" w:before="40"/>
-      </w:pPr>
       <w:r>
-        <w:rPr>
-          <w:b/>
-          <w:sz w:val="22"/>
-        </w:rPr>
-        <w:t>Answer: a</w:t>
+        <w:t xml:space="preserve">Answer: a</w:t>
       </w:r>
     </w:p>
     <w:p>
-      <w:pPr>
-        <w:spacing w:after="0" w:before="0"/>
-      </w:pPr>
       <w:r>
-        <w:rPr>
-          <w:b w:val="0"/>
-          <w:sz w:val="21"/>
-        </w:rPr>
-        <w:t>Solution: B and C are siblings, so D (C's mother) is the wife of A (their father).</w:t>
+        <w:t xml:space="preserve">Solution: At 3:15, the minute hand is at 90 degrees. The hour hand has moved a quarter of the way from 3 to 4: 90 + 0.25 × 30 = 97.5 degrees. Difference = 97.5 − 90 = 7.5 degrees.</w:t>
       </w:r>
     </w:p>
     <w:p>
-      <w:pPr>
-        <w:spacing w:after="0" w:before="0"/>
-      </w:pPr>
       <w:r>
-        <w:rPr>
-          <w:b w:val="0"/>
-          <w:sz w:val="20"/>
-        </w:rPr>
-        <w:t>Positive Marks: 1</w:t>
+        <w:t xml:space="preserve">Positive Marks: 1</w:t>
       </w:r>
     </w:p>
     <w:p>
-      <w:pPr>
-        <w:spacing w:after="160" w:before="0"/>
-      </w:pPr>
       <w:r>
-        <w:rPr>
-          <w:b w:val="0"/>
-          <w:sz w:val="20"/>
-        </w:rPr>
-        <w:t>Negative Marks: 0.25</w:t>
+        <w:t xml:space="preserve">Negative Marks: 0.25</w:t>
       </w:r>
     </w:p>
     <w:p>
-      <w:pPr>
-        <w:spacing w:after="20" w:before="120"/>
-      </w:pPr>
       <w:r>
-        <w:rPr>
-          <w:b/>
-          <w:sz w:val="22"/>
-        </w:rPr>
-        <w:t>Question: The average of 5 consecutive even numbers is 12. What is the largest of these numbers?</w:t>
+        <w:t xml:space="preserve">Question: Which disease is caused by the deficiency of iodine?</w:t>
       </w:r>
     </w:p>
     <w:p>
-      <w:pPr>
-        <w:spacing w:after="0" w:before="0"/>
-      </w:pPr>
       <w:r>
-        <w:rPr>
-          <w:b w:val="0"/>
-          <w:sz w:val="22"/>
-        </w:rPr>
-        <w:t>(a) 16</w:t>
+        <w:t xml:space="preserve">(a) Goiter</w:t>
       </w:r>
     </w:p>
     <w:p>
-      <w:pPr>
-        <w:spacing w:after="0" w:before="0"/>
-      </w:pPr>
       <w:r>
-        <w:rPr>
-          <w:b w:val="0"/>
-          <w:sz w:val="22"/>
-        </w:rPr>
-        <w:t>(b) 14</w:t>
+        <w:t xml:space="preserve">(b) Rickets</w:t>
       </w:r>
     </w:p>
     <w:p>
-      <w:pPr>
-        <w:spacing w:after="0" w:before="0"/>
-      </w:pPr>
       <w:r>
-        <w:rPr>
-          <w:b w:val="0"/>
-          <w:sz w:val="22"/>
-        </w:rPr>
-        <w:t>(c) 18</w:t>
+        <w:t xml:space="preserve">(c) Scurvy</w:t>
       </w:r>
     </w:p>
     <w:p>
-      <w:pPr>
-        <w:spacing w:after="0" w:before="0"/>
-      </w:pPr>
       <w:r>
-        <w:rPr>
-          <w:b w:val="0"/>
-          <w:sz w:val="22"/>
-        </w:rPr>
-        <w:t>(d) 20</w:t>
+        <w:t xml:space="preserve">(d) Anemia</w:t>
       </w:r>
     </w:p>
     <w:p>
-      <w:pPr>
-        <w:spacing w:after="0" w:before="40"/>
-      </w:pPr>
       <w:r>
-        <w:rPr>
-          <w:b/>
-          <w:sz w:val="22"/>
-        </w:rPr>
-        <w:t>Answer: a</w:t>
+        <w:t xml:space="preserve">Answer: a</w:t>
       </w:r>
     </w:p>
     <w:p>
-      <w:pPr>
-        <w:spacing w:after="0" w:before="0"/>
-      </w:pPr>
       <w:r>
-        <w:rPr>
-          <w:b w:val="0"/>
-          <w:sz w:val="21"/>
-        </w:rPr>
-        <w:t>Solution: The numbers are 8, 10, 12, 14, 16 (average 12); the largest is 16.</w:t>
+        <w:t xml:space="preserve">Solution: Iodine deficiency causes goiter (enlargement of the thyroid gland) and can cause cretinism in children. Rickets is from vitamin D deficiency, scurvy from vitamin C, and anemia commonly from iron deficiency.</w:t>
       </w:r>
     </w:p>
     <w:p>
-      <w:pPr>
-        <w:spacing w:after="0" w:before="0"/>
-      </w:pPr>
       <w:r>
-        <w:rPr>
-          <w:b w:val="0"/>
-          <w:sz w:val="20"/>
-        </w:rPr>
-        <w:t>Positive Marks: 1</w:t>
+        <w:t xml:space="preserve">Positive Marks: 1</w:t>
       </w:r>
     </w:p>
     <w:p>
-      <w:pPr>
-        <w:spacing w:after="160" w:before="0"/>
-      </w:pPr>
       <w:r>
-        <w:rPr>
-          <w:b w:val="0"/>
-          <w:sz w:val="20"/>
-        </w:rPr>
-        <w:t>Negative Marks: 0.25</w:t>
+        <w:t xml:space="preserve">Negative Marks: 0.25</w:t>
       </w:r>
     </w:p>
     <w:p>
-      <w:pPr>
-        <w:spacing w:after="20" w:before="120"/>
-      </w:pPr>
       <w:r>
-        <w:rPr>
-          <w:b/>
-          <w:sz w:val="22"/>
-        </w:rPr>
-        <w:t>Question: The 'Vande Mataram' was composed by:</w:t>
+        <w:t xml:space="preserve"/>
       </w:r>
     </w:p>
     <w:p>
-      <w:pPr>
-        <w:spacing w:after="0" w:before="0"/>
-      </w:pPr>
       <w:r>
-        <w:rPr>
-          <w:b w:val="0"/>
-          <w:sz w:val="22"/>
-        </w:rPr>
-        <w:t>(a) Subhash Chandra Bose</w:t>
+        <w:t xml:space="preserve">Question: In which city is the famous Charminar located?</w:t>
       </w:r>
     </w:p>
     <w:p>
-      <w:pPr>
-        <w:spacing w:after="0" w:before="0"/>
-      </w:pPr>
       <w:r>
-        <w:rPr>
-          <w:b w:val="0"/>
-          <w:sz w:val="22"/>
-        </w:rPr>
-        <w:t>(b) Bankim Chandra Chatterjee</w:t>
+        <w:t xml:space="preserve">(a) Hyderabad</w:t>
       </w:r>
     </w:p>
     <w:p>
-      <w:pPr>
-        <w:spacing w:after="0" w:before="0"/>
-      </w:pPr>
       <w:r>
-        <w:rPr>
-          <w:b w:val="0"/>
-          <w:sz w:val="22"/>
-        </w:rPr>
-        <w:t>(c) Sarojini Naidu</w:t>
+        <w:t xml:space="preserve">(b) Delhi</w:t>
       </w:r>
     </w:p>
     <w:p>
-      <w:pPr>
-        <w:spacing w:after="0" w:before="0"/>
-      </w:pPr>
       <w:r>
-        <w:rPr>
-          <w:b w:val="0"/>
-          <w:sz w:val="22"/>
-        </w:rPr>
-        <w:t>(d) Rabindranath Tagore</w:t>
+        <w:t xml:space="preserve">(c) Mumbai</w:t>
       </w:r>
     </w:p>
     <w:p>
-      <w:pPr>
-        <w:spacing w:after="0" w:before="40"/>
-      </w:pPr>
       <w:r>
-        <w:rPr>
-          <w:b/>
-          <w:sz w:val="22"/>
-        </w:rPr>
-        <w:t>Answer: b</w:t>
+        <w:t xml:space="preserve">(d) Kolkata</w:t>
       </w:r>
     </w:p>
     <w:p>
-      <w:pPr>
-        <w:spacing w:after="0" w:before="0"/>
-      </w:pPr>
       <w:r>
-        <w:rPr>
-          <w:b w:val="0"/>
-          <w:sz w:val="21"/>
-        </w:rPr>
-        <w:t>Solution: 'Vande Mataram' was written by Bankim Chandra Chatterjee in his novel Anandamath.</w:t>
+        <w:t xml:space="preserve">Answer: a</w:t>
       </w:r>
     </w:p>
     <w:p>
-      <w:pPr>
-        <w:spacing w:after="0" w:before="0"/>
-      </w:pPr>
       <w:r>
-        <w:rPr>
-          <w:b w:val="0"/>
-          <w:sz w:val="20"/>
-        </w:rPr>
-        <w:t>Positive Marks: 1</w:t>
+        <w:t xml:space="preserve">Solution: The Charminar, built in 1591 by Muhammad Quli Qutb Shah, is located in the heart of Hyderabad.</w:t>
       </w:r>
     </w:p>
     <w:p>
-      <w:pPr>
-        <w:spacing w:after="160" w:before="0"/>
-      </w:pPr>
       <w:r>
-        <w:rPr>
-          <w:b w:val="0"/>
-          <w:sz w:val="20"/>
-        </w:rPr>
-        <w:t>Negative Marks: 0.25</w:t>
+        <w:t xml:space="preserve">Positive Marks: 1</w:t>
       </w:r>
     </w:p>
     <w:p>
-      <w:pPr>
-        <w:spacing w:after="20" w:before="120"/>
-      </w:pPr>
       <w:r>
-        <w:rPr>
-          <w:b/>
-          <w:sz w:val="22"/>
-        </w:rPr>
-        <w:t>Question: Ramesh is 7th from the top and 5th from the bottom of his class. How many students are in the class?</w:t>
+        <w:t xml:space="preserve">Negative Marks: 0.25</w:t>
       </w:r>
     </w:p>
     <w:p>
-      <w:pPr>
-        <w:spacing w:after="0" w:before="0"/>
-      </w:pPr>
       <w:r>
-        <w:rPr>
-          <w:b w:val="0"/>
-          <w:sz w:val="22"/>
-        </w:rPr>
-        <w:t>(a) 13</w:t>
+        <w:t xml:space="preserve"/>
       </w:r>
     </w:p>
     <w:p>
-      <w:pPr>
-        <w:spacing w:after="0" w:before="0"/>
-      </w:pPr>
       <w:r>
-        <w:rPr>
-          <w:b w:val="0"/>
-          <w:sz w:val="22"/>
-        </w:rPr>
-        <w:t>(b) 10</w:t>
+        <w:t xml:space="preserve">Question: What does the abbreviation "CPU" stand for?</w:t>
       </w:r>
     </w:p>
     <w:p>
-      <w:pPr>
-        <w:spacing w:after="0" w:before="0"/>
-      </w:pPr>
       <w:r>
-        <w:rPr>
-          <w:b w:val="0"/>
-          <w:sz w:val="22"/>
-        </w:rPr>
-        <w:t>(c) 12</w:t>
+        <w:t xml:space="preserve">(a) Central Processing Unit</w:t>
       </w:r>
     </w:p>
     <w:p>
-      <w:pPr>
-        <w:spacing w:after="0" w:before="0"/>
-      </w:pPr>
       <w:r>
-        <w:rPr>
-          <w:b w:val="0"/>
-          <w:sz w:val="22"/>
-        </w:rPr>
-        <w:t>(d) 11</w:t>
+        <w:t xml:space="preserve">(b) Computer Personal Unit</w:t>
       </w:r>
     </w:p>
     <w:p>
-      <w:pPr>
-        <w:spacing w:after="0" w:before="40"/>
-      </w:pPr>
       <w:r>
-        <w:rPr>
-          <w:b/>
-          <w:sz w:val="22"/>
-        </w:rPr>
-        <w:t>Answer: d</w:t>
+        <w:t xml:space="preserve">(c) Central Program Utility</w:t>
       </w:r>
     </w:p>
     <w:p>
-      <w:pPr>
-        <w:spacing w:after="0" w:before="0"/>
-      </w:pPr>
       <w:r>
-        <w:rPr>
-          <w:b w:val="0"/>
-          <w:sz w:val="21"/>
-        </w:rPr>
-        <w:t>Solution: Total = 7 + 5 − 1 = 11 (he is counted twice).</w:t>
+        <w:t xml:space="preserve">(d) Control Processing Unit</w:t>
       </w:r>
     </w:p>
     <w:p>
-      <w:pPr>
-        <w:spacing w:after="0" w:before="0"/>
-      </w:pPr>
       <w:r>
-        <w:rPr>
-          <w:b w:val="0"/>
-          <w:sz w:val="20"/>
-        </w:rPr>
-        <w:t>Positive Marks: 1</w:t>
+        <w:t xml:space="preserve">Answer: a</w:t>
       </w:r>
     </w:p>
     <w:p>
-      <w:pPr>
-        <w:spacing w:after="160" w:before="0"/>
-      </w:pPr>
       <w:r>
-        <w:rPr>
-          <w:b w:val="0"/>
-          <w:sz w:val="20"/>
-        </w:rPr>
-        <w:t>Negative Marks: 0.25</w:t>
+        <w:t xml:space="preserve">Solution: CPU stands for Central Processing Unit — the "brain" of the computer that executes instructions.</w:t>
       </w:r>
     </w:p>
     <w:p>
-      <w:pPr>
-        <w:spacing w:after="20" w:before="120"/>
-      </w:pPr>
       <w:r>
-        <w:rPr>
-          <w:b/>
-          <w:sz w:val="22"/>
-        </w:rPr>
-        <w:t>Question: Who is known as the 'Flying Sikh' of India?</w:t>
+        <w:t xml:space="preserve">Positive Marks: 1</w:t>
       </w:r>
     </w:p>
     <w:p>
-      <w:pPr>
-        <w:spacing w:after="0" w:before="0"/>
-      </w:pPr>
       <w:r>
-        <w:rPr>
-          <w:b w:val="0"/>
-          <w:sz w:val="22"/>
-        </w:rPr>
-        <w:t>(a) Dhyan Chand</w:t>
+        <w:t xml:space="preserve">Negative Marks: 0.25</w:t>
       </w:r>
     </w:p>
     <w:p>
-      <w:pPr>
-        <w:spacing w:after="0" w:before="0"/>
-      </w:pPr>
       <w:r>
-        <w:rPr>
-          <w:b w:val="0"/>
-          <w:sz w:val="22"/>
-        </w:rPr>
-        <w:t>(b) Milkha Singh</w:t>
+        <w:t xml:space="preserve"/>
       </w:r>
     </w:p>
     <w:p>
-      <w:pPr>
-        <w:spacing w:after="0" w:before="0"/>
-      </w:pPr>
       <w:r>
-        <w:rPr>
-          <w:b w:val="0"/>
-          <w:sz w:val="22"/>
-        </w:rPr>
-        <w:t>(c) P.T. Usha</w:t>
+        <w:t xml:space="preserve">Question: A man spends 25% of his salary on rent and 20% on food. If his salary is ₹40,000, how much does he spend on rent and food together?</w:t>
       </w:r>
     </w:p>
     <w:p>
-      <w:pPr>
-        <w:spacing w:after="0" w:before="0"/>
-      </w:pPr>
       <w:r>
-        <w:rPr>
-          <w:b w:val="0"/>
-          <w:sz w:val="22"/>
-        </w:rPr>
-        <w:t>(d) Abhinav Bindra</w:t>
+        <w:t xml:space="preserve">(a) ₹18,000</w:t>
       </w:r>
     </w:p>
     <w:p>
-      <w:pPr>
-        <w:spacing w:after="0" w:before="40"/>
-      </w:pPr>
       <w:r>
-        <w:rPr>
-          <w:b/>
-          <w:sz w:val="22"/>
-        </w:rPr>
-        <w:t>Answer: b</w:t>
+        <w:t xml:space="preserve">(b) ₹15,000</w:t>
       </w:r>
     </w:p>
     <w:p>
-      <w:pPr>
-        <w:spacing w:after="0" w:before="0"/>
-      </w:pPr>
       <w:r>
-        <w:rPr>
-          <w:b w:val="0"/>
-          <w:sz w:val="21"/>
-        </w:rPr>
-        <w:t>Solution: Milkha Singh, the legendary sprinter, was nicknamed the Flying Sikh.</w:t>
+        <w:t xml:space="preserve">(c) ₹20,000</w:t>
       </w:r>
     </w:p>
     <w:p>
-      <w:pPr>
-        <w:spacing w:after="0" w:before="0"/>
-      </w:pPr>
       <w:r>
-        <w:rPr>
-          <w:b w:val="0"/>
-          <w:sz w:val="20"/>
-        </w:rPr>
-        <w:t>Positive Marks: 1</w:t>
+        <w:t xml:space="preserve">(d) ₹12,000</w:t>
       </w:r>
     </w:p>
     <w:p>
-      <w:pPr>
-        <w:spacing w:after="160" w:before="0"/>
-      </w:pPr>
       <w:r>
-        <w:rPr>
-          <w:b w:val="0"/>
-          <w:sz w:val="20"/>
-        </w:rPr>
-        <w:t>Negative Marks: 0.25</w:t>
+        <w:t xml:space="preserve">Answer: a</w:t>
       </w:r>
     </w:p>
     <w:p>
-      <w:pPr>
-        <w:spacing w:after="20" w:before="120"/>
-      </w:pPr>
       <w:r>
-        <w:rPr>
-          <w:b/>
-          <w:sz w:val="22"/>
-        </w:rPr>
-        <w:t>Question: The first Asian Games were held in which city?</w:t>
+        <w:t xml:space="preserve">Solution: Rent = 25% of 40,000 = ₹10,000; food = 20% of 40,000 = ₹8,000. Total = ₹18,000.</w:t>
       </w:r>
     </w:p>
     <w:p>
-      <w:pPr>
-        <w:spacing w:after="0" w:before="0"/>
-      </w:pPr>
       <w:r>
-        <w:rPr>
-          <w:b w:val="0"/>
-          <w:sz w:val="22"/>
-        </w:rPr>
-        <w:t>(a) Tokyo</w:t>
+        <w:t xml:space="preserve">Positive Marks: 1</w:t>
       </w:r>
     </w:p>
     <w:p>
-      <w:pPr>
-        <w:spacing w:after="0" w:before="0"/>
-      </w:pPr>
       <w:r>
-        <w:rPr>
-          <w:b w:val="0"/>
-          <w:sz w:val="22"/>
-        </w:rPr>
-        <w:t>(b) Jakarta</w:t>
+        <w:t xml:space="preserve">Negative Marks: 0.25</w:t>
       </w:r>
     </w:p>
     <w:p>
-      <w:pPr>
-        <w:spacing w:after="0" w:before="0"/>
-      </w:pPr>
       <w:r>
-        <w:rPr>
-          <w:b w:val="0"/>
-          <w:sz w:val="22"/>
-        </w:rPr>
-        <w:t>(c) Bangkok</w:t>
+        <w:t xml:space="preserve"/>
       </w:r>
     </w:p>
     <w:p>
-      <w:pPr>
-        <w:spacing w:after="0" w:before="0"/>
-      </w:pPr>
       <w:r>
-        <w:rPr>
-          <w:b w:val="0"/>
-          <w:sz w:val="22"/>
-        </w:rPr>
-        <w:t>(d) New Delhi</w:t>
+        <w:t xml:space="preserve">Question: The highest mountain peak in India is:</w:t>
       </w:r>
     </w:p>
     <w:p>
-      <w:pPr>
-        <w:spacing w:after="0" w:before="40"/>
-      </w:pPr>
       <w:r>
-        <w:rPr>
-          <w:b/>
-          <w:sz w:val="22"/>
-        </w:rPr>
-        <w:t>Answer: d</w:t>
+        <w:t xml:space="preserve">(a) Kangchenjunga</w:t>
       </w:r>
     </w:p>
     <w:p>
-      <w:pPr>
-        <w:spacing w:after="0" w:before="0"/>
-      </w:pPr>
       <w:r>
-        <w:rPr>
-          <w:b w:val="0"/>
-          <w:sz w:val="21"/>
-        </w:rPr>
-        <w:t>Solution: The first Asian Games were held in New Delhi in 1951.</w:t>
+        <w:t xml:space="preserve">(b) Nanda Devi</w:t>
       </w:r>
     </w:p>
     <w:p>
-      <w:pPr>
-        <w:spacing w:after="0" w:before="0"/>
-      </w:pPr>
       <w:r>
-        <w:rPr>
-          <w:b w:val="0"/>
-          <w:sz w:val="20"/>
-        </w:rPr>
-        <w:t>Positive Marks: 1</w:t>
+        <w:t xml:space="preserve">(c) Mount Everest</w:t>
       </w:r>
     </w:p>
     <w:p>
-      <w:pPr>
-        <w:spacing w:after="160" w:before="0"/>
-      </w:pPr>
       <w:r>
-        <w:rPr>
-          <w:b w:val="0"/>
-          <w:sz w:val="20"/>
-        </w:rPr>
-        <w:t>Negative Marks: 0.25</w:t>
+        <w:t xml:space="preserve">(d) K2</w:t>
       </w:r>
     </w:p>
     <w:p>
-      <w:pPr>
-        <w:spacing w:after="20" w:before="120"/>
-      </w:pPr>
       <w:r>
-        <w:rPr>
-          <w:b/>
-          <w:sz w:val="22"/>
-        </w:rPr>
-        <w:t>Question: At 3:15, what is the angle between the hour hand and the minute hand of a clock?</w:t>
+        <w:t xml:space="preserve">Answer: a</w:t>
       </w:r>
     </w:p>
     <w:p>
-      <w:pPr>
-        <w:spacing w:after="0" w:before="0"/>
-      </w:pPr>
       <w:r>
-        <w:rPr>
-          <w:b w:val="0"/>
-          <w:sz w:val="22"/>
-        </w:rPr>
-        <w:t>(a) 15 degrees</w:t>
+        <w:t xml:space="preserve">Solution: Kangchenjunga (8,586 m) is the highest peak located entirely in India. Mount Everest lies in Nepal, and K2 in Pakistan-occupied Kashmir.</w:t>
       </w:r>
     </w:p>
     <w:p>
-      <w:pPr>
-        <w:spacing w:after="0" w:before="0"/>
-      </w:pPr>
       <w:r>
-        <w:rPr>
-          <w:b w:val="0"/>
-          <w:sz w:val="22"/>
-        </w:rPr>
-        <w:t>(b) 0 degrees</w:t>
+        <w:t xml:space="preserve">Positive Marks: 1</w:t>
       </w:r>
     </w:p>
     <w:p>
-      <w:pPr>
-        <w:spacing w:after="0" w:before="0"/>
-      </w:pPr>
       <w:r>
-        <w:rPr>
-          <w:b w:val="0"/>
-          <w:sz w:val="22"/>
-        </w:rPr>
-        <w:t>(c) 7.5 degrees</w:t>
+        <w:t xml:space="preserve">Negative Marks: 0.25</w:t>
       </w:r>
     </w:p>
     <w:p>
-      <w:pPr>
-        <w:spacing w:after="0" w:before="0"/>
-      </w:pPr>
       <w:r>
-        <w:rPr>
-          <w:b w:val="0"/>
-          <w:sz w:val="22"/>
-        </w:rPr>
-        <w:t>(d) 30 degrees</w:t>
+        <w:t xml:space="preserve"/>
       </w:r>
     </w:p>
     <w:p>
-      <w:pPr>
-        <w:spacing w:after="0" w:before="40"/>
-      </w:pPr>
       <w:r>
-        <w:rPr>
-          <w:b/>
-          <w:sz w:val="22"/>
-        </w:rPr>
-        <w:t>Answer: c</w:t>
+        <w:t xml:space="preserve">Question: Which of the following is not a search engine?</w:t>
       </w:r>
     </w:p>
     <w:p>
-      <w:pPr>
-        <w:spacing w:after="0" w:before="0"/>
-      </w:pPr>
       <w:r>
-        <w:rPr>
-          <w:b w:val="0"/>
-          <w:sz w:val="21"/>
-        </w:rPr>
-        <w:t>Solution: At 3:15 the minute hand is at 90°; the hour hand has moved ¼ of 30° = 7.5° past 90°, so the angle is 7.5°.</w:t>
+        <w:t xml:space="preserve">(a) Firefox</w:t>
       </w:r>
     </w:p>
     <w:p>
-      <w:pPr>
-        <w:spacing w:after="0" w:before="0"/>
-      </w:pPr>
       <w:r>
-        <w:rPr>
-          <w:b w:val="0"/>
-          <w:sz w:val="20"/>
-        </w:rPr>
-        <w:t>Positive Marks: 1</w:t>
+        <w:t xml:space="preserve">(b) Google</w:t>
       </w:r>
     </w:p>
     <w:p>
-      <w:pPr>
-        <w:spacing w:after="160" w:before="0"/>
-      </w:pPr>
       <w:r>
-        <w:rPr>
-          <w:b w:val="0"/>
-          <w:sz w:val="20"/>
-        </w:rPr>
-        <w:t>Negative Marks: 0.25</w:t>
+        <w:t xml:space="preserve">(c) Bing</w:t>
       </w:r>
     </w:p>
     <w:p>
-      <w:pPr>
-        <w:spacing w:after="20" w:before="120"/>
-      </w:pPr>
       <w:r>
-        <w:rPr>
-          <w:b/>
-          <w:sz w:val="22"/>
-        </w:rPr>
-        <w:t>Question: Find the next number in the series: 3, 8, 15, 24, 35, ?</w:t>
+        <w:t xml:space="preserve">(d) Yahoo</w:t>
       </w:r>
     </w:p>
     <w:p>
-      <w:pPr>
-        <w:spacing w:after="0" w:before="0"/>
-      </w:pPr>
       <w:r>
-        <w:rPr>
-          <w:b w:val="0"/>
-          <w:sz w:val="22"/>
-        </w:rPr>
-        <w:t>(a) 44</w:t>
+        <w:t xml:space="preserve">Answer: a</w:t>
       </w:r>
     </w:p>
     <w:p>
-      <w:pPr>
-        <w:spacing w:after="0" w:before="0"/>
-      </w:pPr>
       <w:r>
-        <w:rPr>
-          <w:b w:val="0"/>
-          <w:sz w:val="22"/>
-        </w:rPr>
-        <w:t>(b) 48</w:t>
+        <w:t xml:space="preserve">Solution: Firefox is a web browser, not a search engine. Google, Bing, and Yahoo are search engines.</w:t>
       </w:r>
     </w:p>
     <w:p>
-      <w:pPr>
-        <w:spacing w:after="0" w:before="0"/>
-      </w:pPr>
       <w:r>
-        <w:rPr>
-          <w:b w:val="0"/>
-          <w:sz w:val="22"/>
-        </w:rPr>
-        <w:t>(c) 50</w:t>
+        <w:t xml:space="preserve">Positive Marks: 1</w:t>
       </w:r>
     </w:p>
     <w:p>
-      <w:pPr>
-        <w:spacing w:after="0" w:before="0"/>
-      </w:pPr>
       <w:r>
-        <w:rPr>
-          <w:b w:val="0"/>
-          <w:sz w:val="22"/>
-        </w:rPr>
-        <w:t>(d) 46</w:t>
+        <w:t xml:space="preserve">Negative Marks: 0.25</w:t>
       </w:r>
     </w:p>
     <w:p>
-      <w:pPr>
-        <w:spacing w:after="0" w:before="40"/>
-      </w:pPr>
       <w:r>
-        <w:rPr>
-          <w:b/>
-          <w:sz w:val="22"/>
-        </w:rPr>
-        <w:t>Answer: b</w:t>
+        <w:t xml:space="preserve"/>
       </w:r>
     </w:p>
     <w:p>
-      <w:pPr>
-        <w:spacing w:after="0" w:before="0"/>
-      </w:pPr>
       <w:r>
-        <w:rPr>
-          <w:b w:val="0"/>
-          <w:sz w:val="21"/>
-        </w:rPr>
-        <w:t>Solution: Differences are odd numbers increasing by 2 (+5, +7, +9, +11, +13): 35 + 13 = 48.</w:t>
+        <w:t xml:space="preserve">Question: The Indian National Congress was founded by:</w:t>
       </w:r>
     </w:p>
     <w:p>
-      <w:pPr>
-        <w:spacing w:after="0" w:before="0"/>
-      </w:pPr>
       <w:r>
-        <w:rPr>
-          <w:b w:val="0"/>
-          <w:sz w:val="20"/>
-        </w:rPr>
-        <w:t>Positive Marks: 1</w:t>
+        <w:t xml:space="preserve">(a) A.O. Hume</w:t>
       </w:r>
     </w:p>
     <w:p>
-      <w:pPr>
-        <w:spacing w:after="160" w:before="0"/>
-      </w:pPr>
       <w:r>
-        <w:rPr>
-          <w:b w:val="0"/>
-          <w:sz w:val="20"/>
-        </w:rPr>
-        <w:t>Negative Marks: 0.25</w:t>
+        <w:t xml:space="preserve">(b) Mahatma Gandhi</w:t>
       </w:r>
     </w:p>
     <w:p>
-      <w:pPr>
-        <w:spacing w:after="20" w:before="120"/>
-      </w:pPr>
       <w:r>
-        <w:rPr>
-          <w:b/>
-          <w:sz w:val="22"/>
-        </w:rPr>
-        <w:t>Question: What is the national currency of the United Kingdom?</w:t>
+        <w:t xml:space="preserve">(c) Bal Gangadhar Tilak</w:t>
       </w:r>
     </w:p>
     <w:p>
-      <w:pPr>
-        <w:spacing w:after="0" w:before="0"/>
-      </w:pPr>
       <w:r>
-        <w:rPr>
-          <w:b w:val="0"/>
-          <w:sz w:val="22"/>
-        </w:rPr>
-        <w:t>(a) Euro</w:t>
+        <w:t xml:space="preserve">(d) Subhas Chandra Bose</w:t>
       </w:r>
     </w:p>
     <w:p>
-      <w:pPr>
-        <w:spacing w:after="0" w:before="0"/>
-      </w:pPr>
       <w:r>
-        <w:rPr>
-          <w:b w:val="0"/>
-          <w:sz w:val="22"/>
-        </w:rPr>
-        <w:t>(b) Dollar</w:t>
+        <w:t xml:space="preserve">Answer: a</w:t>
       </w:r>
     </w:p>
     <w:p>
-      <w:pPr>
-        <w:spacing w:after="0" w:before="0"/>
-      </w:pPr>
       <w:r>
-        <w:rPr>
-          <w:b w:val="0"/>
-          <w:sz w:val="22"/>
-        </w:rPr>
-        <w:t>(c) Yen</w:t>
+        <w:t xml:space="preserve">Solution: A.O. Hume, a retired British civil servant, founded the Indian National Congress in 1885, with the first session held in Bombay.</w:t>
       </w:r>
     </w:p>
     <w:p>
-      <w:pPr>
-        <w:spacing w:after="0" w:before="0"/>
-      </w:pPr>
       <w:r>
-        <w:rPr>
-          <w:b w:val="0"/>
-          <w:sz w:val="22"/>
-        </w:rPr>
-        <w:t>(d) Pound</w:t>
+        <w:t xml:space="preserve">Positive Marks: 1</w:t>
       </w:r>
     </w:p>
     <w:p>
-      <w:pPr>
-        <w:spacing w:after="0" w:before="40"/>
-      </w:pPr>
       <w:r>
-        <w:rPr>
-          <w:b/>
-          <w:sz w:val="22"/>
-        </w:rPr>
-        <w:t>Answer: d</w:t>
+        <w:t xml:space="preserve">Negative Marks: 0.25</w:t>
       </w:r>
     </w:p>
     <w:p>
-      <w:pPr>
-        <w:spacing w:after="0" w:before="0"/>
-      </w:pPr>
       <w:r>
-        <w:rPr>
-          <w:b w:val="0"/>
-          <w:sz w:val="21"/>
-        </w:rPr>
-        <w:t>Solution: The national currency of the United Kingdom is the Pound. The Pound is the official currency of the UK and is represented by the symbol "°". It is subdivided into pence, with 100 pence equaling 1 Pound. The Pound sterling has a long history and is widely used throughout the United Kingdom, including England, Scotland, Wales, and Northern Ireland. It is also recognized as a major currency globally. The Bank of England is responsible for issuing and regulating the currency. The Pound plays a significant role in the UK's economy and financial system.</w:t>
+        <w:t xml:space="preserve"/>
       </w:r>
     </w:p>
     <w:p>
-      <w:pPr>
-        <w:spacing w:after="0" w:before="0"/>
-      </w:pPr>
       <w:r>
-        <w:rPr>
-          <w:b w:val="0"/>
-          <w:sz w:val="20"/>
-        </w:rPr>
-        <w:t>Positive Marks: 1</w:t>
+        <w:t xml:space="preserve">Question: Find the odd one out: 3, 5, 7, 9, 11</w:t>
       </w:r>
     </w:p>
     <w:p>
-      <w:pPr>
-        <w:spacing w:after="160" w:before="0"/>
-      </w:pPr>
       <w:r>
-        <w:rPr>
-          <w:b w:val="0"/>
-          <w:sz w:val="20"/>
-        </w:rPr>
-        <w:t>Negative Marks: 0.25</w:t>
+        <w:t xml:space="preserve">(a) 9</w:t>
       </w:r>
     </w:p>
     <w:p>
-      <w:pPr>
-        <w:spacing w:after="20" w:before="120"/>
-      </w:pPr>
       <w:r>
-        <w:rPr>
-          <w:b/>
-          <w:sz w:val="22"/>
-        </w:rPr>
-        <w:t>Question: What is the antonym of monarchy:</w:t>
+        <w:t xml:space="preserve">(b) 3</w:t>
       </w:r>
     </w:p>
     <w:p>
-      <w:pPr>
-        <w:spacing w:after="0" w:before="0"/>
-      </w:pPr>
       <w:r>
-        <w:rPr>
-          <w:b w:val="0"/>
-          <w:sz w:val="22"/>
-        </w:rPr>
-        <w:t>(a) Democracy</w:t>
+        <w:t xml:space="preserve">(c) 7</w:t>
       </w:r>
     </w:p>
     <w:p>
-      <w:pPr>
-        <w:spacing w:after="0" w:before="0"/>
-      </w:pPr>
       <w:r>
-        <w:rPr>
-          <w:b w:val="0"/>
-          <w:sz w:val="22"/>
-        </w:rPr>
-        <w:t>(b) Kingship</w:t>
+        <w:t xml:space="preserve">(d) 11</w:t>
       </w:r>
     </w:p>
     <w:p>
-      <w:pPr>
-        <w:spacing w:after="0" w:before="0"/>
-      </w:pPr>
       <w:r>
-        <w:rPr>
-          <w:b w:val="0"/>
-          <w:sz w:val="22"/>
-        </w:rPr>
-        <w:t>(c) Autocracy</w:t>
+        <w:t xml:space="preserve">Answer: a</w:t>
       </w:r>
     </w:p>
     <w:p>
-      <w:pPr>
-        <w:spacing w:after="0" w:before="0"/>
-      </w:pPr>
       <w:r>
-        <w:rPr>
-          <w:b w:val="0"/>
-          <w:sz w:val="22"/>
-        </w:rPr>
-        <w:t>(d) Piracy</w:t>
+        <w:t xml:space="preserve">Solution: 3, 5, 7, and 11 are prime numbers; 9 is composite (3 × 3), so it is the odd one out.</w:t>
       </w:r>
     </w:p>
     <w:p>
-      <w:pPr>
-        <w:spacing w:after="0" w:before="40"/>
-      </w:pPr>
       <w:r>
-        <w:rPr>
-          <w:b/>
-          <w:sz w:val="22"/>
-        </w:rPr>
-        <w:t>Answer: a</w:t>
+        <w:t xml:space="preserve">Positive Marks: 1</w:t>
       </w:r>
     </w:p>
     <w:p>
-      <w:pPr>
-        <w:spacing w:after="0" w:before="0"/>
-      </w:pPr>
       <w:r>
-        <w:rPr>
-          <w:b w:val="0"/>
-          <w:sz w:val="21"/>
-        </w:rPr>
-        <w:t>Solution: The antonym of monarchy (rule by one) is democracy (rule by the people).</w:t>
+        <w:t xml:space="preserve">Negative Marks: 0.25</w:t>
       </w:r>
     </w:p>
     <w:p>
-      <w:pPr>
-        <w:spacing w:after="0" w:before="0"/>
-      </w:pPr>
       <w:r>
-        <w:rPr>
-          <w:b w:val="0"/>
-          <w:sz w:val="20"/>
-        </w:rPr>
-        <w:t>Positive Marks: 1</w:t>
+        <w:t xml:space="preserve"/>
       </w:r>
     </w:p>
     <w:p>
-      <w:pPr>
-        <w:spacing w:after="160" w:before="0"/>
-      </w:pPr>
       <w:r>
-        <w:rPr>
-          <w:b w:val="0"/>
-          <w:sz w:val="20"/>
-        </w:rPr>
-        <w:t>Negative Marks: 0.25</w:t>
+        <w:t xml:space="preserve">Question: The Richter scale is used to measure the intensity of:</w:t>
+      </w:r>
+    </w:p>
+    <w:p>
+      <w:r>
+        <w:t xml:space="preserve">(a) Earthquakes</w:t>
+      </w:r>
+    </w:p>
+    <w:p>
+      <w:r>
+        <w:t xml:space="preserve">(b) Cyclones</w:t>
+      </w:r>
+    </w:p>
+    <w:p>
+      <w:r>
+        <w:t xml:space="preserve">(c) Floods</w:t>
+      </w:r>
+    </w:p>
+    <w:p>
+      <w:r>
+        <w:t xml:space="preserve">(d) Volcanic eruptions only</w:t>
+      </w:r>
+    </w:p>
+    <w:p>
+      <w:r>
+        <w:t xml:space="preserve">Answer: a</w:t>
+      </w:r>
+    </w:p>
+    <w:p>
+      <w:r>
+        <w:t xml:space="preserve">Solution: The Richter scale quantifies the magnitude of earthquakes based on the amplitude of seismic waves.</w:t>
+      </w:r>
+    </w:p>
+    <w:p>
+      <w:r>
+        <w:t xml:space="preserve">Positive Marks: 1</w:t>
+      </w:r>
+    </w:p>
+    <w:p>
+      <w:r>
+        <w:t xml:space="preserve">Negative Marks: 0.25</w:t>
+      </w:r>
+    </w:p>
+    <w:p>
+      <w:r>
+        <w:t xml:space="preserve"/>
+      </w:r>
+    </w:p>
+    <w:p>
+      <w:r>
+        <w:t xml:space="preserve">Question: Which of the following is the correct expansion of "Wi-Fi"?</w:t>
+      </w:r>
+    </w:p>
+    <w:p>
+      <w:r>
+        <w:t xml:space="preserve">(a) Wireless Fidelity</w:t>
+      </w:r>
+    </w:p>
+    <w:p>
+      <w:r>
+        <w:t xml:space="preserve">(b) Wide Frequency Internet</w:t>
+      </w:r>
+    </w:p>
+    <w:p>
+      <w:r>
+        <w:t xml:space="preserve">(c) Wireless Frequency Interface</w:t>
+      </w:r>
+    </w:p>
+    <w:p>
+      <w:r>
+        <w:t xml:space="preserve">(d) Wired Fidelity</w:t>
+      </w:r>
+    </w:p>
+    <w:p>
+      <w:r>
+        <w:t xml:space="preserve">Answer: a</w:t>
+      </w:r>
+    </w:p>
+    <w:p>
+      <w:r>
+        <w:t xml:space="preserve">Solution: Wi-Fi stands for Wireless Fidelity, a technology that allows devices to connect to the internet wirelessly using radio waves.</w:t>
+      </w:r>
+    </w:p>
+    <w:p>
+      <w:r>
+        <w:t xml:space="preserve">Positive Marks: 1</w:t>
+      </w:r>
+    </w:p>
+    <w:p>
+      <w:r>
+        <w:t xml:space="preserve">Negative Marks: 0.25</w:t>
       </w:r>
     </w:p>
     <w:sectPr>
       <w:pgSz w:w="12240" w:h="15840"/>
-      <w:pgMar w:top="864" w:right="1008" w:bottom="864" w:left="1008" w:header="720" w:footer="720" w:gutter="0"/>
+      <w:pgMar w:top="1440" w:right="1800" w:bottom="1440" w:left="1800" w:header="720" w:footer="720" w:gutter="0"/>
       <w:cols w:space="720"/>
       <w:docGrid w:linePitch="360"/>
     </w:sectPr>
@@ -2535,10 +1365,6 @@
     <w:name w:val="Normal"/>
     <w:qFormat/>
     <w:rsid w:val="00FC693F"/>
-    <w:rPr>
-      <w:rFonts w:ascii="Calibri" w:hAnsi="Calibri"/>
-      <w:sz w:val="22"/>
-    </w:rPr>
   </w:style>
   <w:style w:type="paragraph" w:styleId="Header">
     <w:name w:val="header"/>
